--- a/templates/standard.docx
+++ b/templates/standard.docx
@@ -640,6 +640,7 @@
     </w:rPr>
     <w:tblPr>
       <w:tblStyleRowBandSize w:val="1"/>
+      <w:jc w:val="center"/>
       <w:tblBorders>
         <w:top w:val="single" w:sz="4" w:color="B7B7B7"/>
         <w:left w:val="single" w:sz="4" w:color="B7B7B7"/>
@@ -707,6 +708,7 @@
     <w:next w:val="BodyText"/>
     <w:qFormat/>
     <w:pPr>
+      <w:keepLines/>
       <w:spacing w:before="80" w:after="140" w:line="288" w:lineRule="atLeast"/>
       <w:jc w:val="center"/>
     </w:pPr>
@@ -724,6 +726,7 @@
     <w:qFormat/>
     <w:pPr>
       <w:keepNext/>
+      <w:keepLines/>
       <w:spacing w:before="80" w:after="140" w:line="288" w:lineRule="atLeast"/>
       <w:jc w:val="center"/>
     </w:pPr>
@@ -740,6 +743,7 @@
     <w:next w:val="BodyText"/>
     <w:qFormat/>
     <w:pPr>
+      <w:keepLines/>
       <w:spacing w:before="80" w:after="140" w:line="288" w:lineRule="atLeast"/>
       <w:jc w:val="center"/>
     </w:pPr>
